--- a/MEMOs/IMPREST APPLICATION FORM.docx
+++ b/MEMOs/IMPREST APPLICATION FORM.docx
@@ -20,17 +20,7 @@
           <w:sz w:val="24"/>
           <w:szCs w:val="24"/>
         </w:rPr>
-        <w:t>KENYA INSTI</w:t>
-      </w:r>
-      <w:r>
-        <w:rPr>
-          <w:rFonts w:ascii="Tahoma" w:eastAsia="Times New Roman" w:hAnsi="Tahoma" w:cs="Tahoma"/>
-          <w:b/>
-          <w:bCs/>
-          <w:sz w:val="24"/>
-          <w:szCs w:val="24"/>
-        </w:rPr>
-        <w:t>TUTE OF PRIMATE RESEARCH</w:t>
+        <w:t>KENYA INSTITUTE OF PRIMATE RESEARCH</w:t>
       </w:r>
       <w:r>
         <w:rPr>
@@ -69,1091 +59,9 @@
         </w:rPr>
         <w:t xml:space="preserve">                                             </w:t>
       </w:r>
-      <w:r>
-        <w:rPr>
-          <w:rFonts w:ascii="Tahoma" w:eastAsia="Times New Roman" w:hAnsi="Tahoma" w:cs="Tahoma"/>
-          <w:b/>
-          <w:bCs/>
-          <w:sz w:val="24"/>
-          <w:szCs w:val="24"/>
-          <w:u w:val="single"/>
-        </w:rPr>
-        <w:t>Date:</w:t>
-      </w:r>
-      <w:r>
-        <w:rPr>
-          <w:rFonts w:ascii="Tahoma" w:eastAsia="Times New Roman" w:hAnsi="Tahoma" w:cs="Tahoma"/>
-          <w:sz w:val="24"/>
-          <w:szCs w:val="24"/>
-          <w:u w:val="single"/>
-        </w:rPr>
-        <w:t xml:space="preserve"> August 27, 2026</w:t>
-      </w:r>
-    </w:p>
-    <w:p>
-      <w:pPr>
-        <w:spacing w:line="240" w:lineRule="auto"/>
-        <w:rPr>
-          <w:rFonts w:ascii="Tahoma" w:eastAsia="Times New Roman" w:hAnsi="Tahoma" w:cs="Tahoma"/>
-          <w:b/>
-          <w:sz w:val="24"/>
-          <w:szCs w:val="24"/>
-        </w:rPr>
-      </w:pPr>
-      <w:r>
-        <w:rPr>
-          <w:rFonts w:ascii="Tahoma" w:eastAsia="Times New Roman" w:hAnsi="Tahoma" w:cs="Tahoma"/>
-          <w:b/>
-          <w:sz w:val="24"/>
-          <w:szCs w:val="24"/>
-        </w:rPr>
-        <w:t xml:space="preserve">Ref: </w:t>
-      </w:r>
-      <w:r>
-        <w:rPr>
-          <w:rFonts w:ascii="Tahoma" w:eastAsia="Times New Roman" w:hAnsi="Tahoma" w:cs="Tahoma"/>
-          <w:b/>
-          <w:sz w:val="24"/>
-          <w:szCs w:val="24"/>
-        </w:rPr>
-        <w:t>KIPRE/DG/NACOSTI/Vol.2/7/2026</w:t>
-      </w:r>
-    </w:p>
-    <w:p>
-      <w:pPr>
-        <w:rPr>
-          <w:rFonts w:ascii="Tahoma" w:eastAsia="Times New Roman" w:hAnsi="Tahoma" w:cs="Tahoma"/>
-          <w:sz w:val="24"/>
-          <w:szCs w:val="24"/>
-        </w:rPr>
-      </w:pPr>
-      <w:r>
-        <w:rPr>
-          <w:rFonts w:ascii="Tahoma" w:eastAsia="Times New Roman" w:hAnsi="Tahoma" w:cs="Tahoma"/>
-          <w:sz w:val="24"/>
-          <w:szCs w:val="24"/>
-        </w:rPr>
-        <w:br/>
-      </w:r>
-      <w:r>
-        <w:rPr>
-          <w:rFonts w:ascii="Tahoma" w:eastAsia="Times New Roman" w:hAnsi="Tahoma" w:cs="Tahoma"/>
-          <w:b/>
-          <w:bCs/>
-          <w:sz w:val="24"/>
-          <w:szCs w:val="24"/>
-        </w:rPr>
-        <w:t>TO:</w:t>
-      </w:r>
-      <w:r>
-        <w:rPr>
-          <w:rFonts w:ascii="Tahoma" w:eastAsia="Times New Roman" w:hAnsi="Tahoma" w:cs="Tahoma"/>
-          <w:sz w:val="24"/>
-          <w:szCs w:val="24"/>
-        </w:rPr>
-        <w:t xml:space="preserve"> Director General</w:t>
-      </w:r>
-    </w:p>
-    <w:p>
-      <w:pPr>
-        <w:rPr>
-          <w:rFonts w:ascii="Tahoma" w:eastAsia="Times New Roman" w:hAnsi="Tahoma" w:cs="Tahoma"/>
-          <w:sz w:val="24"/>
-          <w:szCs w:val="24"/>
-        </w:rPr>
-      </w:pPr>
-    </w:p>
-    <w:p>
-      <w:pPr>
-        <w:spacing w:line="240" w:lineRule="auto"/>
-        <w:rPr>
-          <w:rFonts w:ascii="Tahoma" w:eastAsia="Times New Roman" w:hAnsi="Tahoma" w:cs="Tahoma"/>
-          <w:sz w:val="24"/>
-          <w:szCs w:val="24"/>
-        </w:rPr>
-      </w:pPr>
-      <w:r>
-        <w:rPr>
-          <w:rFonts w:ascii="Tahoma" w:eastAsia="Times New Roman" w:hAnsi="Tahoma" w:cs="Tahoma"/>
-          <w:b/>
-          <w:bCs/>
-          <w:sz w:val="24"/>
-          <w:szCs w:val="24"/>
-        </w:rPr>
-        <w:t>FROM:</w:t>
-      </w:r>
-      <w:r>
-        <w:rPr>
-          <w:rFonts w:ascii="Tahoma" w:eastAsia="Times New Roman" w:hAnsi="Tahoma" w:cs="Tahoma"/>
-          <w:sz w:val="24"/>
-          <w:szCs w:val="24"/>
-        </w:rPr>
-        <w:t xml:space="preserve"> </w:t>
-      </w:r>
-      <w:r>
-        <w:rPr>
-          <w:rFonts w:ascii="Tahoma" w:eastAsia="Times New Roman" w:hAnsi="Tahoma" w:cs="Tahoma"/>
-          <w:sz w:val="24"/>
-          <w:szCs w:val="24"/>
-        </w:rPr>
-        <w:t xml:space="preserve">Patrick Mwaura, Data Science and Analytics and </w:t>
-      </w:r>
-      <w:r>
-        <w:rPr>
-          <w:rFonts w:ascii="Tahoma" w:eastAsia="Times New Roman" w:hAnsi="Tahoma" w:cs="Tahoma"/>
-          <w:sz w:val="24"/>
-          <w:szCs w:val="24"/>
-        </w:rPr>
-        <w:t>Data Protection Officer (DPO)</w:t>
-      </w:r>
-      <w:r>
-        <w:rPr>
-          <w:rFonts w:ascii="Tahoma" w:eastAsia="Times New Roman" w:hAnsi="Tahoma" w:cs="Tahoma"/>
-          <w:sz w:val="24"/>
-          <w:szCs w:val="24"/>
-        </w:rPr>
-        <w:t>.</w:t>
-      </w:r>
       <w:bookmarkStart w:id="0" w:name="_GoBack"/>
       <w:bookmarkEnd w:id="0"/>
     </w:p>
-    <w:p>
-      <w:pPr>
-        <w:spacing w:line="240" w:lineRule="auto"/>
-        <w:rPr>
-          <w:rFonts w:ascii="Tahoma" w:eastAsia="Times New Roman" w:hAnsi="Tahoma" w:cs="Tahoma"/>
-          <w:b/>
-          <w:sz w:val="24"/>
-          <w:szCs w:val="24"/>
-          <w:u w:val="single"/>
-        </w:rPr>
-      </w:pPr>
-      <w:r>
-        <w:rPr>
-          <w:rFonts w:ascii="Tahoma" w:eastAsia="Times New Roman" w:hAnsi="Tahoma" w:cs="Tahoma"/>
-          <w:b/>
-          <w:bCs/>
-          <w:sz w:val="24"/>
-          <w:szCs w:val="24"/>
-          <w:u w:val="single"/>
-        </w:rPr>
-        <w:t>SUBJECT:</w:t>
-      </w:r>
-      <w:r>
-        <w:rPr>
-          <w:rFonts w:ascii="Tahoma" w:eastAsia="Times New Roman" w:hAnsi="Tahoma" w:cs="Tahoma"/>
-          <w:b/>
-          <w:sz w:val="24"/>
-          <w:szCs w:val="24"/>
-          <w:u w:val="single"/>
-        </w:rPr>
-        <w:t xml:space="preserve"> INTERNAL IMPREST REQUEST FOR NACOSTI TECHNICAL TRAINING WORKSHOP (NAIVASHA, 2-4 SEPTEMBER 2026)</w:t>
-      </w:r>
-    </w:p>
-    <w:p>
-      <w:pPr>
-        <w:spacing w:line="240" w:lineRule="auto"/>
-        <w:jc w:val="both"/>
-        <w:rPr>
-          <w:rFonts w:ascii="Tahoma" w:eastAsia="Times New Roman" w:hAnsi="Tahoma" w:cs="Tahoma"/>
-          <w:sz w:val="24"/>
-          <w:szCs w:val="24"/>
-        </w:rPr>
-      </w:pPr>
-      <w:r>
-        <w:rPr>
-          <w:rFonts w:ascii="Tahoma" w:eastAsia="Times New Roman" w:hAnsi="Tahoma" w:cs="Tahoma"/>
-          <w:sz w:val="24"/>
-          <w:szCs w:val="24"/>
-        </w:rPr>
-        <w:t xml:space="preserve">In reference to the attached letter of nomination of participants to attend the </w:t>
-      </w:r>
-      <w:r>
-        <w:rPr>
-          <w:rFonts w:ascii="Tahoma" w:eastAsia="Times New Roman" w:hAnsi="Tahoma" w:cs="Tahoma"/>
-          <w:b/>
-          <w:bCs/>
-          <w:sz w:val="24"/>
-          <w:szCs w:val="24"/>
-        </w:rPr>
-        <w:t>"Operationalizing Genomic Data Security and Research Oversight in Kenya"</w:t>
-      </w:r>
-      <w:r>
-        <w:rPr>
-          <w:rFonts w:ascii="Tahoma" w:eastAsia="Times New Roman" w:hAnsi="Tahoma" w:cs="Tahoma"/>
-          <w:sz w:val="24"/>
-          <w:szCs w:val="24"/>
-        </w:rPr>
-        <w:t xml:space="preserve"> workshop in Naivasha from 2nd to 4th September 2026, and also referenced above, I wish on behalf of the three (3) participants nominated to ask for the approval of the attached imprest of </w:t>
-      </w:r>
-      <w:r>
-        <w:rPr>
-          <w:rFonts w:ascii="Tahoma" w:eastAsia="Times New Roman" w:hAnsi="Tahoma" w:cs="Tahoma"/>
-          <w:b/>
-          <w:bCs/>
-          <w:sz w:val="24"/>
-          <w:szCs w:val="24"/>
-        </w:rPr>
-        <w:t>KSh 138,000.00</w:t>
-      </w:r>
-      <w:r>
-        <w:rPr>
-          <w:rFonts w:ascii="Tahoma" w:eastAsia="Times New Roman" w:hAnsi="Tahoma" w:cs="Tahoma"/>
-          <w:sz w:val="24"/>
-          <w:szCs w:val="24"/>
-        </w:rPr>
-        <w:t xml:space="preserve"> as per diem and transport facilitation for 4 nights (3 days).</w:t>
-      </w:r>
-    </w:p>
-    <w:p>
-      <w:pPr>
-        <w:spacing w:line="240" w:lineRule="auto"/>
-        <w:jc w:val="both"/>
-        <w:rPr>
-          <w:rFonts w:ascii="Tahoma" w:eastAsia="Times New Roman" w:hAnsi="Tahoma" w:cs="Tahoma"/>
-          <w:sz w:val="24"/>
-          <w:szCs w:val="24"/>
-        </w:rPr>
-      </w:pPr>
-      <w:r>
-        <w:rPr>
-          <w:rFonts w:ascii="Tahoma" w:eastAsia="Times New Roman" w:hAnsi="Tahoma" w:cs="Tahoma"/>
-          <w:sz w:val="24"/>
-          <w:szCs w:val="24"/>
-        </w:rPr>
-        <w:t>The workshop directly advances our KIPRE mandate on data safeguarding and policies.</w:t>
-      </w:r>
-    </w:p>
-    <w:p>
-      <w:pPr>
-        <w:spacing w:line="240" w:lineRule="auto"/>
-        <w:jc w:val="both"/>
-        <w:rPr>
-          <w:rFonts w:ascii="Tahoma" w:eastAsia="Times New Roman" w:hAnsi="Tahoma" w:cs="Tahoma"/>
-          <w:sz w:val="24"/>
-          <w:szCs w:val="24"/>
-        </w:rPr>
-      </w:pPr>
-      <w:r>
-        <w:rPr>
-          <w:rFonts w:ascii="Tahoma" w:eastAsia="Times New Roman" w:hAnsi="Tahoma" w:cs="Tahoma"/>
-          <w:sz w:val="24"/>
-          <w:szCs w:val="24"/>
-        </w:rPr>
-        <w:t>Attached are the copy of the nomin</w:t>
-      </w:r>
-      <w:r>
-        <w:rPr>
-          <w:rFonts w:ascii="Tahoma" w:eastAsia="Times New Roman" w:hAnsi="Tahoma" w:cs="Tahoma"/>
-          <w:sz w:val="24"/>
-          <w:szCs w:val="24"/>
-        </w:rPr>
-        <w:t xml:space="preserve">ation letter and the collective </w:t>
-      </w:r>
-      <w:r>
-        <w:rPr>
-          <w:rFonts w:ascii="Tahoma" w:eastAsia="Times New Roman" w:hAnsi="Tahoma" w:cs="Tahoma"/>
-          <w:sz w:val="24"/>
-          <w:szCs w:val="24"/>
-        </w:rPr>
-        <w:t>imprest application forms.</w:t>
-      </w:r>
-    </w:p>
-    <w:p>
-      <w:pPr>
-        <w:spacing w:line="240" w:lineRule="auto"/>
-        <w:jc w:val="both"/>
-        <w:rPr>
-          <w:rFonts w:ascii="Tahoma" w:eastAsia="Times New Roman" w:hAnsi="Tahoma" w:cs="Tahoma"/>
-          <w:sz w:val="24"/>
-          <w:szCs w:val="24"/>
-        </w:rPr>
-      </w:pPr>
-      <w:r>
-        <w:rPr>
-          <w:rFonts w:ascii="Tahoma" w:eastAsia="Times New Roman" w:hAnsi="Tahoma" w:cs="Tahoma"/>
-          <w:sz w:val="24"/>
-          <w:szCs w:val="24"/>
-        </w:rPr>
-        <w:t>Thank you for your continuous support.</w:t>
-      </w:r>
-    </w:p>
-    <w:tbl>
-      <w:tblPr>
-        <w:tblStyle w:val="TableGrid"/>
-        <w:tblpPr w:leftFromText="180" w:rightFromText="180" w:vertAnchor="text" w:horzAnchor="margin" w:tblpY="646"/>
-        <w:tblW w:w="8978" w:type="dxa"/>
-        <w:tblLook w:val="04A0" w:firstRow="1" w:lastRow="0" w:firstColumn="1" w:lastColumn="0" w:noHBand="0" w:noVBand="1"/>
-      </w:tblPr>
-      <w:tblGrid>
-        <w:gridCol w:w="827"/>
-        <w:gridCol w:w="1842"/>
-        <w:gridCol w:w="1344"/>
-        <w:gridCol w:w="732"/>
-        <w:gridCol w:w="1249"/>
-        <w:gridCol w:w="1240"/>
-        <w:gridCol w:w="1744"/>
-      </w:tblGrid>
-      <w:tr>
-        <w:tc>
-          <w:tcPr>
-            <w:tcW w:w="827" w:type="dxa"/>
-          </w:tcPr>
-          <w:p>
-            <w:pPr>
-              <w:rPr>
-                <w:rFonts w:ascii="Tahoma" w:eastAsia="Times New Roman" w:hAnsi="Tahoma" w:cs="Tahoma"/>
-                <w:sz w:val="24"/>
-                <w:szCs w:val="24"/>
-              </w:rPr>
-            </w:pPr>
-            <w:r>
-              <w:rPr>
-                <w:rFonts w:ascii="Tahoma" w:eastAsia="Times New Roman" w:hAnsi="Tahoma" w:cs="Tahoma"/>
-                <w:sz w:val="24"/>
-                <w:szCs w:val="24"/>
-              </w:rPr>
-              <w:t>No.</w:t>
-            </w:r>
-          </w:p>
-        </w:tc>
-        <w:tc>
-          <w:tcPr>
-            <w:tcW w:w="1842" w:type="dxa"/>
-          </w:tcPr>
-          <w:p>
-            <w:pPr>
-              <w:rPr>
-                <w:rFonts w:ascii="Tahoma" w:eastAsia="Times New Roman" w:hAnsi="Tahoma" w:cs="Tahoma"/>
-                <w:sz w:val="24"/>
-                <w:szCs w:val="24"/>
-              </w:rPr>
-            </w:pPr>
-            <w:r>
-              <w:rPr>
-                <w:rFonts w:ascii="Tahoma" w:eastAsia="Times New Roman" w:hAnsi="Tahoma" w:cs="Tahoma"/>
-                <w:sz w:val="24"/>
-                <w:szCs w:val="24"/>
-              </w:rPr>
-              <w:t>Name</w:t>
-            </w:r>
-          </w:p>
-        </w:tc>
-        <w:tc>
-          <w:tcPr>
-            <w:tcW w:w="1344" w:type="dxa"/>
-          </w:tcPr>
-          <w:p>
-            <w:pPr>
-              <w:rPr>
-                <w:rFonts w:ascii="Tahoma" w:eastAsia="Times New Roman" w:hAnsi="Tahoma" w:cs="Tahoma"/>
-                <w:sz w:val="24"/>
-                <w:szCs w:val="24"/>
-              </w:rPr>
-            </w:pPr>
-            <w:r>
-              <w:rPr>
-                <w:rFonts w:ascii="Tahoma" w:eastAsia="Times New Roman" w:hAnsi="Tahoma" w:cs="Tahoma"/>
-                <w:sz w:val="24"/>
-                <w:szCs w:val="24"/>
-              </w:rPr>
-              <w:t>DSA Rate</w:t>
-            </w:r>
-          </w:p>
-        </w:tc>
-        <w:tc>
-          <w:tcPr>
-            <w:tcW w:w="732" w:type="dxa"/>
-          </w:tcPr>
-          <w:p>
-            <w:pPr>
-              <w:rPr>
-                <w:rFonts w:ascii="Tahoma" w:eastAsia="Times New Roman" w:hAnsi="Tahoma" w:cs="Tahoma"/>
-                <w:sz w:val="24"/>
-                <w:szCs w:val="24"/>
-              </w:rPr>
-            </w:pPr>
-            <w:r>
-              <w:rPr>
-                <w:rFonts w:ascii="Tahoma" w:eastAsia="Times New Roman" w:hAnsi="Tahoma" w:cs="Tahoma"/>
-                <w:sz w:val="24"/>
-                <w:szCs w:val="24"/>
-              </w:rPr>
-              <w:t>Days</w:t>
-            </w:r>
-          </w:p>
-        </w:tc>
-        <w:tc>
-          <w:tcPr>
-            <w:tcW w:w="1249" w:type="dxa"/>
-          </w:tcPr>
-          <w:p>
-            <w:pPr>
-              <w:rPr>
-                <w:rFonts w:ascii="Tahoma" w:eastAsia="Times New Roman" w:hAnsi="Tahoma" w:cs="Tahoma"/>
-                <w:sz w:val="24"/>
-                <w:szCs w:val="24"/>
-              </w:rPr>
-            </w:pPr>
-            <w:r>
-              <w:rPr>
-                <w:rFonts w:ascii="Tahoma" w:eastAsia="Times New Roman" w:hAnsi="Tahoma" w:cs="Tahoma"/>
-                <w:sz w:val="24"/>
-                <w:szCs w:val="24"/>
-              </w:rPr>
-              <w:t>Per Diem</w:t>
-            </w:r>
-          </w:p>
-        </w:tc>
-        <w:tc>
-          <w:tcPr>
-            <w:tcW w:w="1240" w:type="dxa"/>
-          </w:tcPr>
-          <w:p>
-            <w:pPr>
-              <w:rPr>
-                <w:rFonts w:ascii="Tahoma" w:eastAsia="Times New Roman" w:hAnsi="Tahoma" w:cs="Tahoma"/>
-                <w:sz w:val="24"/>
-                <w:szCs w:val="24"/>
-              </w:rPr>
-            </w:pPr>
-            <w:r>
-              <w:rPr>
-                <w:rFonts w:ascii="Tahoma" w:eastAsia="Times New Roman" w:hAnsi="Tahoma" w:cs="Tahoma"/>
-                <w:sz w:val="24"/>
-                <w:szCs w:val="24"/>
-              </w:rPr>
-              <w:t>Transport</w:t>
-            </w:r>
-          </w:p>
-        </w:tc>
-        <w:tc>
-          <w:tcPr>
-            <w:tcW w:w="1744" w:type="dxa"/>
-          </w:tcPr>
-          <w:p>
-            <w:pPr>
-              <w:rPr>
-                <w:rFonts w:ascii="Tahoma" w:eastAsia="Times New Roman" w:hAnsi="Tahoma" w:cs="Tahoma"/>
-                <w:b/>
-                <w:sz w:val="24"/>
-                <w:szCs w:val="24"/>
-              </w:rPr>
-            </w:pPr>
-            <w:r>
-              <w:rPr>
-                <w:rFonts w:ascii="Tahoma" w:eastAsia="Times New Roman" w:hAnsi="Tahoma" w:cs="Tahoma"/>
-                <w:b/>
-                <w:sz w:val="24"/>
-                <w:szCs w:val="24"/>
-              </w:rPr>
-              <w:t>Total</w:t>
-            </w:r>
-          </w:p>
-        </w:tc>
-      </w:tr>
-      <w:tr>
-        <w:tc>
-          <w:tcPr>
-            <w:tcW w:w="827" w:type="dxa"/>
-          </w:tcPr>
-          <w:p>
-            <w:pPr>
-              <w:rPr>
-                <w:rFonts w:ascii="Tahoma" w:eastAsia="Times New Roman" w:hAnsi="Tahoma" w:cs="Tahoma"/>
-                <w:sz w:val="24"/>
-                <w:szCs w:val="24"/>
-              </w:rPr>
-            </w:pPr>
-            <w:r>
-              <w:rPr>
-                <w:rFonts w:ascii="Tahoma" w:eastAsia="Times New Roman" w:hAnsi="Tahoma" w:cs="Tahoma"/>
-                <w:sz w:val="24"/>
-                <w:szCs w:val="24"/>
-              </w:rPr>
-              <w:t>1.</w:t>
-            </w:r>
-          </w:p>
-        </w:tc>
-        <w:tc>
-          <w:tcPr>
-            <w:tcW w:w="1842" w:type="dxa"/>
-          </w:tcPr>
-          <w:p>
-            <w:pPr>
-              <w:rPr>
-                <w:rFonts w:ascii="Tahoma" w:eastAsia="Times New Roman" w:hAnsi="Tahoma" w:cs="Tahoma"/>
-                <w:sz w:val="24"/>
-                <w:szCs w:val="24"/>
-              </w:rPr>
-            </w:pPr>
-            <w:r>
-              <w:rPr>
-                <w:rFonts w:ascii="Tahoma" w:eastAsia="Times New Roman" w:hAnsi="Tahoma" w:cs="Tahoma"/>
-                <w:sz w:val="24"/>
-                <w:szCs w:val="24"/>
-              </w:rPr>
-              <w:t>Patrick Mwaura</w:t>
-            </w:r>
-          </w:p>
-        </w:tc>
-        <w:tc>
-          <w:tcPr>
-            <w:tcW w:w="1344" w:type="dxa"/>
-          </w:tcPr>
-          <w:p>
-            <w:pPr>
-              <w:rPr>
-                <w:rFonts w:ascii="Tahoma" w:eastAsia="Times New Roman" w:hAnsi="Tahoma" w:cs="Tahoma"/>
-                <w:sz w:val="24"/>
-                <w:szCs w:val="24"/>
-              </w:rPr>
-            </w:pPr>
-            <w:r>
-              <w:rPr>
-                <w:rFonts w:ascii="Tahoma" w:eastAsia="Times New Roman" w:hAnsi="Tahoma" w:cs="Tahoma"/>
-                <w:sz w:val="24"/>
-                <w:szCs w:val="24"/>
-              </w:rPr>
-              <w:t>14,000</w:t>
-            </w:r>
-          </w:p>
-        </w:tc>
-        <w:tc>
-          <w:tcPr>
-            <w:tcW w:w="732" w:type="dxa"/>
-          </w:tcPr>
-          <w:p>
-            <w:pPr>
-              <w:rPr>
-                <w:rFonts w:ascii="Tahoma" w:eastAsia="Times New Roman" w:hAnsi="Tahoma" w:cs="Tahoma"/>
-                <w:sz w:val="24"/>
-                <w:szCs w:val="24"/>
-              </w:rPr>
-            </w:pPr>
-            <w:r>
-              <w:rPr>
-                <w:rFonts w:ascii="Tahoma" w:eastAsia="Times New Roman" w:hAnsi="Tahoma" w:cs="Tahoma"/>
-                <w:sz w:val="24"/>
-                <w:szCs w:val="24"/>
-              </w:rPr>
-              <w:t>4</w:t>
-            </w:r>
-          </w:p>
-        </w:tc>
-        <w:tc>
-          <w:tcPr>
-            <w:tcW w:w="1249" w:type="dxa"/>
-          </w:tcPr>
-          <w:p>
-            <w:pPr>
-              <w:rPr>
-                <w:rFonts w:ascii="Tahoma" w:eastAsia="Times New Roman" w:hAnsi="Tahoma" w:cs="Tahoma"/>
-                <w:sz w:val="24"/>
-                <w:szCs w:val="24"/>
-              </w:rPr>
-            </w:pPr>
-            <w:r>
-              <w:rPr>
-                <w:rFonts w:ascii="Tahoma" w:eastAsia="Times New Roman" w:hAnsi="Tahoma" w:cs="Tahoma"/>
-                <w:sz w:val="24"/>
-                <w:szCs w:val="24"/>
-              </w:rPr>
-              <w:t>56,000</w:t>
-            </w:r>
-          </w:p>
-        </w:tc>
-        <w:tc>
-          <w:tcPr>
-            <w:tcW w:w="1240" w:type="dxa"/>
-          </w:tcPr>
-          <w:p>
-            <w:pPr>
-              <w:rPr>
-                <w:rFonts w:ascii="Tahoma" w:eastAsia="Times New Roman" w:hAnsi="Tahoma" w:cs="Tahoma"/>
-                <w:sz w:val="24"/>
-                <w:szCs w:val="24"/>
-              </w:rPr>
-            </w:pPr>
-            <w:r>
-              <w:rPr>
-                <w:rFonts w:ascii="Tahoma" w:eastAsia="Times New Roman" w:hAnsi="Tahoma" w:cs="Tahoma"/>
-                <w:sz w:val="24"/>
-                <w:szCs w:val="24"/>
-              </w:rPr>
-              <w:t>4,000</w:t>
-            </w:r>
-          </w:p>
-        </w:tc>
-        <w:tc>
-          <w:tcPr>
-            <w:tcW w:w="1744" w:type="dxa"/>
-          </w:tcPr>
-          <w:p>
-            <w:pPr>
-              <w:rPr>
-                <w:rFonts w:ascii="Tahoma" w:hAnsi="Tahoma" w:cs="Tahoma"/>
-                <w:b/>
-              </w:rPr>
-            </w:pPr>
-            <w:r>
-              <w:rPr>
-                <w:rFonts w:ascii="Tahoma" w:hAnsi="Tahoma" w:cs="Tahoma"/>
-                <w:b/>
-              </w:rPr>
-              <w:t xml:space="preserve"> 60,000.00 </w:t>
-            </w:r>
-          </w:p>
-        </w:tc>
-      </w:tr>
-      <w:tr>
-        <w:tc>
-          <w:tcPr>
-            <w:tcW w:w="827" w:type="dxa"/>
-          </w:tcPr>
-          <w:p>
-            <w:pPr>
-              <w:rPr>
-                <w:rFonts w:ascii="Tahoma" w:eastAsia="Times New Roman" w:hAnsi="Tahoma" w:cs="Tahoma"/>
-                <w:sz w:val="24"/>
-                <w:szCs w:val="24"/>
-              </w:rPr>
-            </w:pPr>
-            <w:r>
-              <w:rPr>
-                <w:rFonts w:ascii="Tahoma" w:eastAsia="Times New Roman" w:hAnsi="Tahoma" w:cs="Tahoma"/>
-                <w:sz w:val="24"/>
-                <w:szCs w:val="24"/>
-              </w:rPr>
-              <w:t>2.</w:t>
-            </w:r>
-          </w:p>
-        </w:tc>
-        <w:tc>
-          <w:tcPr>
-            <w:tcW w:w="1842" w:type="dxa"/>
-          </w:tcPr>
-          <w:p>
-            <w:pPr>
-              <w:rPr>
-                <w:rFonts w:ascii="Tahoma" w:eastAsia="Times New Roman" w:hAnsi="Tahoma" w:cs="Tahoma"/>
-                <w:sz w:val="24"/>
-                <w:szCs w:val="24"/>
-              </w:rPr>
-            </w:pPr>
-            <w:r>
-              <w:rPr>
-                <w:rFonts w:ascii="Tahoma" w:eastAsia="Times New Roman" w:hAnsi="Tahoma" w:cs="Tahoma"/>
-                <w:sz w:val="24"/>
-                <w:szCs w:val="24"/>
-              </w:rPr>
-              <w:t>Mary Chege</w:t>
-            </w:r>
-          </w:p>
-        </w:tc>
-        <w:tc>
-          <w:tcPr>
-            <w:tcW w:w="1344" w:type="dxa"/>
-          </w:tcPr>
-          <w:p>
-            <w:pPr>
-              <w:rPr>
-                <w:rFonts w:ascii="Tahoma" w:eastAsia="Times New Roman" w:hAnsi="Tahoma" w:cs="Tahoma"/>
-                <w:sz w:val="24"/>
-                <w:szCs w:val="24"/>
-              </w:rPr>
-            </w:pPr>
-            <w:r>
-              <w:rPr>
-                <w:rFonts w:ascii="Tahoma" w:eastAsia="Times New Roman" w:hAnsi="Tahoma" w:cs="Tahoma"/>
-                <w:sz w:val="24"/>
-                <w:szCs w:val="24"/>
-              </w:rPr>
-              <w:t>11,200</w:t>
-            </w:r>
-          </w:p>
-        </w:tc>
-        <w:tc>
-          <w:tcPr>
-            <w:tcW w:w="732" w:type="dxa"/>
-          </w:tcPr>
-          <w:p>
-            <w:pPr>
-              <w:rPr>
-                <w:rFonts w:ascii="Tahoma" w:eastAsia="Times New Roman" w:hAnsi="Tahoma" w:cs="Tahoma"/>
-                <w:sz w:val="24"/>
-                <w:szCs w:val="24"/>
-              </w:rPr>
-            </w:pPr>
-            <w:r>
-              <w:rPr>
-                <w:rFonts w:ascii="Tahoma" w:eastAsia="Times New Roman" w:hAnsi="Tahoma" w:cs="Tahoma"/>
-                <w:sz w:val="24"/>
-                <w:szCs w:val="24"/>
-              </w:rPr>
-              <w:t>4</w:t>
-            </w:r>
-          </w:p>
-        </w:tc>
-        <w:tc>
-          <w:tcPr>
-            <w:tcW w:w="1249" w:type="dxa"/>
-          </w:tcPr>
-          <w:p>
-            <w:pPr>
-              <w:rPr>
-                <w:rFonts w:ascii="Tahoma" w:eastAsia="Times New Roman" w:hAnsi="Tahoma" w:cs="Tahoma"/>
-                <w:sz w:val="24"/>
-                <w:szCs w:val="24"/>
-              </w:rPr>
-            </w:pPr>
-            <w:r>
-              <w:rPr>
-                <w:rFonts w:ascii="Tahoma" w:eastAsia="Times New Roman" w:hAnsi="Tahoma" w:cs="Tahoma"/>
-                <w:sz w:val="24"/>
-                <w:szCs w:val="24"/>
-              </w:rPr>
-              <w:t>44,800</w:t>
-            </w:r>
-          </w:p>
-        </w:tc>
-        <w:tc>
-          <w:tcPr>
-            <w:tcW w:w="1240" w:type="dxa"/>
-          </w:tcPr>
-          <w:p>
-            <w:pPr>
-              <w:rPr>
-                <w:rFonts w:ascii="Tahoma" w:eastAsia="Times New Roman" w:hAnsi="Tahoma" w:cs="Tahoma"/>
-                <w:sz w:val="24"/>
-                <w:szCs w:val="24"/>
-              </w:rPr>
-            </w:pPr>
-            <w:r>
-              <w:rPr>
-                <w:rFonts w:ascii="Tahoma" w:eastAsia="Times New Roman" w:hAnsi="Tahoma" w:cs="Tahoma"/>
-                <w:sz w:val="24"/>
-                <w:szCs w:val="24"/>
-              </w:rPr>
-              <w:t>4,000</w:t>
-            </w:r>
-          </w:p>
-        </w:tc>
-        <w:tc>
-          <w:tcPr>
-            <w:tcW w:w="1744" w:type="dxa"/>
-          </w:tcPr>
-          <w:p>
-            <w:pPr>
-              <w:rPr>
-                <w:rFonts w:ascii="Tahoma" w:hAnsi="Tahoma" w:cs="Tahoma"/>
-                <w:b/>
-              </w:rPr>
-            </w:pPr>
-            <w:r>
-              <w:rPr>
-                <w:rFonts w:ascii="Tahoma" w:hAnsi="Tahoma" w:cs="Tahoma"/>
-                <w:b/>
-              </w:rPr>
-              <w:t xml:space="preserve"> 48,800.00 </w:t>
-            </w:r>
-          </w:p>
-        </w:tc>
-      </w:tr>
-      <w:tr>
-        <w:tc>
-          <w:tcPr>
-            <w:tcW w:w="827" w:type="dxa"/>
-          </w:tcPr>
-          <w:p>
-            <w:pPr>
-              <w:rPr>
-                <w:rFonts w:ascii="Tahoma" w:eastAsia="Times New Roman" w:hAnsi="Tahoma" w:cs="Tahoma"/>
-                <w:sz w:val="24"/>
-                <w:szCs w:val="24"/>
-              </w:rPr>
-            </w:pPr>
-            <w:r>
-              <w:rPr>
-                <w:rFonts w:ascii="Tahoma" w:eastAsia="Times New Roman" w:hAnsi="Tahoma" w:cs="Tahoma"/>
-                <w:sz w:val="24"/>
-                <w:szCs w:val="24"/>
-              </w:rPr>
-              <w:t>3.</w:t>
-            </w:r>
-          </w:p>
-        </w:tc>
-        <w:tc>
-          <w:tcPr>
-            <w:tcW w:w="1842" w:type="dxa"/>
-          </w:tcPr>
-          <w:p>
-            <w:pPr>
-              <w:rPr>
-                <w:rFonts w:ascii="Tahoma" w:eastAsia="Times New Roman" w:hAnsi="Tahoma" w:cs="Tahoma"/>
-                <w:sz w:val="24"/>
-                <w:szCs w:val="24"/>
-              </w:rPr>
-            </w:pPr>
-            <w:r>
-              <w:rPr>
-                <w:rFonts w:ascii="Tahoma" w:eastAsia="Times New Roman" w:hAnsi="Tahoma" w:cs="Tahoma"/>
-                <w:sz w:val="24"/>
-                <w:szCs w:val="24"/>
-              </w:rPr>
-              <w:t>David Chai</w:t>
-            </w:r>
-          </w:p>
-        </w:tc>
-        <w:tc>
-          <w:tcPr>
-            <w:tcW w:w="1344" w:type="dxa"/>
-          </w:tcPr>
-          <w:p>
-            <w:pPr>
-              <w:rPr>
-                <w:rFonts w:ascii="Tahoma" w:eastAsia="Times New Roman" w:hAnsi="Tahoma" w:cs="Tahoma"/>
-                <w:sz w:val="24"/>
-                <w:szCs w:val="24"/>
-              </w:rPr>
-            </w:pPr>
-            <w:r>
-              <w:rPr>
-                <w:rFonts w:ascii="Tahoma" w:eastAsia="Times New Roman" w:hAnsi="Tahoma" w:cs="Tahoma"/>
-                <w:sz w:val="24"/>
-                <w:szCs w:val="24"/>
-              </w:rPr>
-              <w:t>6,300</w:t>
-            </w:r>
-          </w:p>
-        </w:tc>
-        <w:tc>
-          <w:tcPr>
-            <w:tcW w:w="732" w:type="dxa"/>
-          </w:tcPr>
-          <w:p>
-            <w:pPr>
-              <w:rPr>
-                <w:rFonts w:ascii="Tahoma" w:eastAsia="Times New Roman" w:hAnsi="Tahoma" w:cs="Tahoma"/>
-                <w:sz w:val="24"/>
-                <w:szCs w:val="24"/>
-              </w:rPr>
-            </w:pPr>
-            <w:r>
-              <w:rPr>
-                <w:rFonts w:ascii="Tahoma" w:eastAsia="Times New Roman" w:hAnsi="Tahoma" w:cs="Tahoma"/>
-                <w:sz w:val="24"/>
-                <w:szCs w:val="24"/>
-              </w:rPr>
-              <w:t>4</w:t>
-            </w:r>
-          </w:p>
-        </w:tc>
-        <w:tc>
-          <w:tcPr>
-            <w:tcW w:w="1249" w:type="dxa"/>
-          </w:tcPr>
-          <w:p>
-            <w:pPr>
-              <w:rPr>
-                <w:rFonts w:ascii="Tahoma" w:eastAsia="Times New Roman" w:hAnsi="Tahoma" w:cs="Tahoma"/>
-                <w:sz w:val="24"/>
-                <w:szCs w:val="24"/>
-              </w:rPr>
-            </w:pPr>
-            <w:r>
-              <w:rPr>
-                <w:rFonts w:ascii="Tahoma" w:eastAsia="Times New Roman" w:hAnsi="Tahoma" w:cs="Tahoma"/>
-                <w:sz w:val="24"/>
-                <w:szCs w:val="24"/>
-              </w:rPr>
-              <w:t>25,200</w:t>
-            </w:r>
-          </w:p>
-        </w:tc>
-        <w:tc>
-          <w:tcPr>
-            <w:tcW w:w="1240" w:type="dxa"/>
-          </w:tcPr>
-          <w:p>
-            <w:pPr>
-              <w:rPr>
-                <w:rFonts w:ascii="Tahoma" w:eastAsia="Times New Roman" w:hAnsi="Tahoma" w:cs="Tahoma"/>
-                <w:sz w:val="24"/>
-                <w:szCs w:val="24"/>
-              </w:rPr>
-            </w:pPr>
-            <w:r>
-              <w:rPr>
-                <w:rFonts w:ascii="Tahoma" w:eastAsia="Times New Roman" w:hAnsi="Tahoma" w:cs="Tahoma"/>
-                <w:sz w:val="24"/>
-                <w:szCs w:val="24"/>
-              </w:rPr>
-              <w:t>4,000</w:t>
-            </w:r>
-          </w:p>
-        </w:tc>
-        <w:tc>
-          <w:tcPr>
-            <w:tcW w:w="1744" w:type="dxa"/>
-          </w:tcPr>
-          <w:p>
-            <w:pPr>
-              <w:rPr>
-                <w:rFonts w:ascii="Tahoma" w:hAnsi="Tahoma" w:cs="Tahoma"/>
-                <w:b/>
-              </w:rPr>
-            </w:pPr>
-            <w:r>
-              <w:rPr>
-                <w:rFonts w:ascii="Tahoma" w:hAnsi="Tahoma" w:cs="Tahoma"/>
-                <w:b/>
-              </w:rPr>
-              <w:t xml:space="preserve"> 29,200.00 </w:t>
-            </w:r>
-          </w:p>
-        </w:tc>
-      </w:tr>
-      <w:tr>
-        <w:tc>
-          <w:tcPr>
-            <w:tcW w:w="827" w:type="dxa"/>
-          </w:tcPr>
-          <w:p>
-            <w:pPr>
-              <w:rPr>
-                <w:rFonts w:ascii="Tahoma" w:eastAsia="Times New Roman" w:hAnsi="Tahoma" w:cs="Tahoma"/>
-                <w:b/>
-                <w:sz w:val="24"/>
-                <w:szCs w:val="24"/>
-              </w:rPr>
-            </w:pPr>
-            <w:r>
-              <w:rPr>
-                <w:rFonts w:ascii="Tahoma" w:eastAsia="Times New Roman" w:hAnsi="Tahoma" w:cs="Tahoma"/>
-                <w:b/>
-                <w:sz w:val="24"/>
-                <w:szCs w:val="24"/>
-              </w:rPr>
-              <w:t>Total</w:t>
-            </w:r>
-          </w:p>
-        </w:tc>
-        <w:tc>
-          <w:tcPr>
-            <w:tcW w:w="1842" w:type="dxa"/>
-          </w:tcPr>
-          <w:p>
-            <w:pPr>
-              <w:rPr>
-                <w:rFonts w:ascii="Tahoma" w:eastAsia="Times New Roman" w:hAnsi="Tahoma" w:cs="Tahoma"/>
-                <w:b/>
-                <w:sz w:val="24"/>
-                <w:szCs w:val="24"/>
-              </w:rPr>
-            </w:pPr>
-          </w:p>
-        </w:tc>
-        <w:tc>
-          <w:tcPr>
-            <w:tcW w:w="1344" w:type="dxa"/>
-          </w:tcPr>
-          <w:p>
-            <w:pPr>
-              <w:rPr>
-                <w:rFonts w:ascii="Tahoma" w:eastAsia="Times New Roman" w:hAnsi="Tahoma" w:cs="Tahoma"/>
-                <w:b/>
-                <w:sz w:val="24"/>
-                <w:szCs w:val="24"/>
-              </w:rPr>
-            </w:pPr>
-          </w:p>
-        </w:tc>
-        <w:tc>
-          <w:tcPr>
-            <w:tcW w:w="732" w:type="dxa"/>
-          </w:tcPr>
-          <w:p>
-            <w:pPr>
-              <w:rPr>
-                <w:rFonts w:ascii="Tahoma" w:eastAsia="Times New Roman" w:hAnsi="Tahoma" w:cs="Tahoma"/>
-                <w:b/>
-                <w:sz w:val="24"/>
-                <w:szCs w:val="24"/>
-              </w:rPr>
-            </w:pPr>
-          </w:p>
-        </w:tc>
-        <w:tc>
-          <w:tcPr>
-            <w:tcW w:w="1249" w:type="dxa"/>
-          </w:tcPr>
-          <w:p>
-            <w:pPr>
-              <w:rPr>
-                <w:rFonts w:ascii="Tahoma" w:eastAsia="Times New Roman" w:hAnsi="Tahoma" w:cs="Tahoma"/>
-                <w:b/>
-                <w:sz w:val="24"/>
-                <w:szCs w:val="24"/>
-              </w:rPr>
-            </w:pPr>
-            <w:r>
-              <w:rPr>
-                <w:rFonts w:ascii="Tahoma" w:eastAsia="Times New Roman" w:hAnsi="Tahoma" w:cs="Tahoma"/>
-                <w:b/>
-                <w:sz w:val="24"/>
-                <w:szCs w:val="24"/>
-              </w:rPr>
-              <w:t>126,000</w:t>
-            </w:r>
-          </w:p>
-        </w:tc>
-        <w:tc>
-          <w:tcPr>
-            <w:tcW w:w="1240" w:type="dxa"/>
-          </w:tcPr>
-          <w:p>
-            <w:pPr>
-              <w:rPr>
-                <w:rFonts w:ascii="Tahoma" w:eastAsia="Times New Roman" w:hAnsi="Tahoma" w:cs="Tahoma"/>
-                <w:b/>
-                <w:sz w:val="24"/>
-                <w:szCs w:val="24"/>
-              </w:rPr>
-            </w:pPr>
-            <w:r>
-              <w:rPr>
-                <w:rFonts w:ascii="Tahoma" w:eastAsia="Times New Roman" w:hAnsi="Tahoma" w:cs="Tahoma"/>
-                <w:b/>
-                <w:sz w:val="24"/>
-                <w:szCs w:val="24"/>
-              </w:rPr>
-              <w:t>12,000</w:t>
-            </w:r>
-          </w:p>
-        </w:tc>
-        <w:tc>
-          <w:tcPr>
-            <w:tcW w:w="1744" w:type="dxa"/>
-          </w:tcPr>
-          <w:p>
-            <w:pPr>
-              <w:rPr>
-                <w:rFonts w:ascii="Tahoma" w:hAnsi="Tahoma" w:cs="Tahoma"/>
-                <w:b/>
-              </w:rPr>
-            </w:pPr>
-            <w:r>
-              <w:rPr>
-                <w:rFonts w:ascii="Tahoma" w:hAnsi="Tahoma" w:cs="Tahoma"/>
-                <w:b/>
-              </w:rPr>
-              <w:t xml:space="preserve"> 138,000.00 </w:t>
-            </w:r>
-          </w:p>
-        </w:tc>
-      </w:tr>
-    </w:tbl>
     <w:p>
       <w:pPr>
         <w:spacing w:after="0" w:line="240" w:lineRule="auto"/>
@@ -1165,7 +73,10 @@
           <w:u w:val="single"/>
         </w:rPr>
       </w:pPr>
-      <w:r>
+    </w:p>
+    <w:p>
+      <w:pPr>
+        <w:spacing w:after="0" w:line="240" w:lineRule="auto"/>
         <w:rPr>
           <w:rFonts w:ascii="Tahoma" w:eastAsia="Times New Roman" w:hAnsi="Tahoma" w:cs="Tahoma"/>
           <w:b/>
@@ -1173,8 +84,19 @@
           <w:szCs w:val="24"/>
           <w:u w:val="single"/>
         </w:rPr>
-        <w:t>Budget Breakdown</w:t>
-      </w:r>
+      </w:pPr>
+    </w:p>
+    <w:p>
+      <w:pPr>
+        <w:spacing w:after="0" w:line="240" w:lineRule="auto"/>
+        <w:rPr>
+          <w:rFonts w:ascii="Tahoma" w:eastAsia="Times New Roman" w:hAnsi="Tahoma" w:cs="Tahoma"/>
+          <w:b/>
+          <w:sz w:val="24"/>
+          <w:szCs w:val="24"/>
+          <w:u w:val="single"/>
+        </w:rPr>
+      </w:pPr>
     </w:p>
     <w:sectPr>
       <w:pgSz w:w="12240" w:h="15840"/>
